--- a/gcf-platform/docs/GCF_Guida_Operativa_v9.docx
+++ b/gcf-platform/docs/GCF_Guida_Operativa_v9.docx
@@ -2100,7 +2100,7 @@
         <w:spacing w:after="60"/>
       </w:pPr>
       <w:r>
-        <w:t xml:space="preserve">Per creare un nuovo beneficiario, l'admin seleziona l'organizzazione da un dropdown con le organizzazioni attive</w:t>
+        <w:t xml:space="preserve">L’admin visualizza i beneficiari e le attività di tutte le organizzazioni in modalità sola lettura. La gestione (creazione, modifica, eliminazione) è riservata agli Admin Organizzazione e Operatori</w:t>
       </w:r>
     </w:p>
     <w:p>
@@ -3183,7 +3183,7 @@
         <w:spacing w:after="120"/>
       </w:pPr>
       <w:r>
-        <w:t xml:space="preserve">Gli utenti Admin Organizzazione e Operatore gestiscono i dati della propria organizzazione.</w:t>
+        <w:t xml:space="preserve">Gli utenti Admin Organizzazione e Operatore gestiscono i dati della propria organizzazione. L’Admin Organizzazione, al primo accesso, crea la propria organizzazione con upload obbligatorio di almeno un documento di legittimazione (visura camerale, statuto, delega). L’organizzazione nasce in stato “In attesa” e viene attivata dall’admin AICARE dopo la verifica dei documenti. Solo dopo l’attivazione è possibile richiedere la certificazione.</w:t>
       </w:r>
     </w:p>
     <w:p>
@@ -3204,7 +3204,7 @@
         <w:spacing w:after="120"/>
       </w:pPr>
       <w:r>
-        <w:t xml:space="preserve">Vai su Organizzazioni per vedere e modificare: nome, indirizzo, forma giuridica, P.IVA, codice fiscale, contatti, responsabile servizi sociali.</w:t>
+        <w:t xml:space="preserve">Vai su Organizzazioni per vedere e modificare: nome, indirizzo, forma giuridica (Impresa agricola o Cooperativa sociale), P.IVA, codice fiscale, contatti, responsabile servizi sociali.</w:t>
       </w:r>
     </w:p>
     <w:p>

--- a/gcf-platform/docs/GCF_Guida_Operativa_v9.docx
+++ b/gcf-platform/docs/GCF_Guida_Operativa_v9.docx
@@ -74,7 +74,7 @@
           <w:sz w:val="22"/>
           <w:szCs w:val="22"/>
         </w:rPr>
-        <w:t xml:space="preserve">Versione 8.0 — Febbraio 2026</w:t>
+        <w:t xml:space="preserve">Versione 9.0 — Marzo 2026</w:t>
       </w:r>
     </w:p>
     <w:p>
